--- a/Checkpoint02-Mobile.docx
+++ b/Checkpoint02-Mobile.docx
@@ -755,15 +755,7 @@
       </w:pPr>
       <w:r>
         <w:rPr/>
-        <w:t>Navegação: telas existentes, fluxo de navegação e forma como os dados sã</w:t>
-      </w:r>
-      <w:r>
-        <w:rPr/>
-        <w:t xml:space="preserve">o </w:t>
-      </w:r>
-      <w:r>
-        <w:rPr/>
-        <w:t xml:space="preserve">transferidos entre as telas; </w:t>
+        <w:t xml:space="preserve">Navegação: telas existentes, fluxo de navegação e forma como os dados são transferidos entre as telas; </w:t>
       </w:r>
     </w:p>
     <w:p>
@@ -783,11 +775,7 @@
       </w:pPr>
       <w:r>
         <w:rPr/>
-        <w:t xml:space="preserve">O </w:t>
-      </w:r>
-      <w:r>
-        <w:rPr/>
-        <w:t>aplicativo possui duas telas principais: ListaScreen, que exibe os locais de doação de sangue, e DetalheScreen, que apresenta as informações completas de um local selecionado.</w:t>
+        <w:t>O aplicativo possui duas telas principais: ListaScreen, que exibe os locais de doação de sangue, e DetalheScreen, que apresenta as informações completas de um local selecionado.</w:t>
       </w:r>
     </w:p>
     <w:p>
@@ -881,15 +869,7 @@
       </w:pPr>
       <w:r>
         <w:rPr/>
-        <w:t xml:space="preserve">O </w:t>
-      </w:r>
-      <w:r>
-        <w:rPr/>
-        <w:t>app</w:t>
-      </w:r>
-      <w:r>
-        <w:rPr/>
-        <w:t xml:space="preserve"> utiliza uma WebAPI desenvolvida em ASP.NET Core com .NET 8 para obter os dados dos locais de doação de sangue.</w:t>
+        <w:t>O app utiliza uma WebAPI desenvolvida em ASP.NET Core com .NET 8 para obter os dados dos locais de doação de sangue.</w:t>
       </w:r>
     </w:p>
     <w:p>
@@ -941,15 +921,7 @@
       </w:pPr>
       <w:r>
         <w:rPr/>
-        <w:t xml:space="preserve">O principal recurso utilizado </w:t>
-      </w:r>
-      <w:r>
-        <w:rPr/>
-        <w:t>é “LOCAIS”</w:t>
-      </w:r>
-      <w:r>
-        <w:rPr/>
-        <w:t>, responsável por fornecer as informações dos estabelecimentos. São utilizados os seguintes endpoints:</w:t>
+        <w:t>O principal recurso utilizado é “LOCAIS”, responsável por fornecer as informações dos estabelecimentos. São utilizados os seguintes endpoints:</w:t>
       </w:r>
     </w:p>
     <w:p>
@@ -965,7 +937,7 @@
         </w:tabs>
         <w:bidi w:val="0"/>
         <w:spacing w:lineRule="auto" w:line="259" w:before="0" w:after="1"/>
-        <w:ind w:hanging="293" w:start="871"/>
+        <w:ind w:hanging="293" w:start="871" w:end="485"/>
         <w:contextualSpacing/>
         <w:rPr/>
       </w:pPr>
@@ -993,7 +965,7 @@
         </w:tabs>
         <w:bidi w:val="0"/>
         <w:spacing w:lineRule="auto" w:line="259" w:before="0" w:after="1"/>
-        <w:ind w:hanging="293" w:start="871"/>
+        <w:ind w:hanging="293" w:start="871" w:end="485"/>
         <w:contextualSpacing/>
         <w:rPr/>
       </w:pPr>
@@ -1024,15 +996,7 @@
       </w:pPr>
       <w:r>
         <w:rPr/>
-        <w:t xml:space="preserve">Os dados são recebidos no formato JSON e representam a entidade LocalDoacao, que possui os campos id, nome, endereco, cidade, estado e telefone </w:t>
-      </w:r>
-      <w:r>
-        <w:rPr/>
-        <w:t>(removi distancia na versão atual)</w:t>
-      </w:r>
-      <w:r>
-        <w:rPr/>
-        <w:t xml:space="preserve">. </w:t>
+        <w:t xml:space="preserve">Os dados são recebidos no formato JSON e representam a entidade LocalDoacao, que possui os campos id, nome, endereco, cidade, estado e telefone (removi distancia na versão atual). </w:t>
       </w:r>
     </w:p>
     <w:p>
@@ -1109,23 +1073,7 @@
       </w:pPr>
       <w:r>
         <w:rPr/>
-        <w:t xml:space="preserve">O </w:t>
-      </w:r>
-      <w:r>
-        <w:rPr/>
-        <w:t>app</w:t>
-      </w:r>
-      <w:r>
-        <w:rPr/>
-        <w:t xml:space="preserve"> usa useState para guardar os locais, controlar o carregamento e registrar erros. Ao abrir a tela, o useEffect busca os dados na API. Enquanto carrega, mostra um indicador </w:t>
-      </w:r>
-      <w:r>
-        <w:rPr/>
-        <w:t xml:space="preserve">que </w:t>
-      </w:r>
-      <w:r>
-        <w:rPr/>
-        <w:t>se ocorrer um erro, apresenta uma mensagem e permite tentar novamente.</w:t>
+        <w:t>O app usa useState para guardar os locais, controlar o carregamento e registrar erros. Ao abrir a tela, o useEffect busca os dados na API. Enquanto carrega, mostra um indicador que se ocorrer um erro, apresenta uma mensagem e permite tentar novamente.</w:t>
       </w:r>
     </w:p>
     <w:p>
@@ -1226,17 +1174,18 @@
         <w:pStyle w:val="BodyText"/>
         <w:bidi w:val="0"/>
         <w:spacing w:lineRule="auto" w:line="259" w:before="0" w:after="1"/>
+        <w:jc w:val="start"/>
         <w:rPr/>
       </w:pPr>
       <w:r>
         <w:rPr>
           <w:rStyle w:val="Strong"/>
         </w:rPr>
-        <w:t>Projeto:</w:t>
-      </w:r>
-      <w:r>
-        <w:rPr/>
-        <w:t xml:space="preserve"> Hemofluxo</w:t>
+        <w:t xml:space="preserve">Projeto: </w:t>
+      </w:r>
+      <w:r>
+        <w:rPr/>
+        <w:t>Hemofluxo</w:t>
         <w:br/>
       </w:r>
       <w:r>
@@ -1325,7 +1274,7 @@
         </w:tabs>
         <w:bidi w:val="0"/>
         <w:spacing w:lineRule="auto" w:line="259" w:before="0" w:after="1"/>
-        <w:ind w:hanging="293" w:start="871"/>
+        <w:ind w:hanging="293" w:start="871" w:end="485"/>
         <w:rPr/>
       </w:pPr>
       <w:r>
@@ -1346,7 +1295,7 @@
         </w:tabs>
         <w:bidi w:val="0"/>
         <w:spacing w:lineRule="auto" w:line="259" w:before="0" w:after="1"/>
-        <w:ind w:hanging="293" w:start="871"/>
+        <w:ind w:hanging="293" w:start="871" w:end="485"/>
         <w:rPr/>
       </w:pPr>
       <w:r>
@@ -1367,7 +1316,7 @@
         </w:tabs>
         <w:bidi w:val="0"/>
         <w:spacing w:lineRule="auto" w:line="259" w:before="0" w:after="1"/>
-        <w:ind w:hanging="293" w:start="871"/>
+        <w:ind w:hanging="293" w:start="871" w:end="485"/>
         <w:rPr/>
       </w:pPr>
       <w:r>
@@ -1388,7 +1337,7 @@
         </w:tabs>
         <w:bidi w:val="0"/>
         <w:spacing w:lineRule="auto" w:line="259" w:before="0" w:after="1"/>
-        <w:ind w:hanging="293" w:start="871"/>
+        <w:ind w:hanging="293" w:start="871" w:end="485"/>
         <w:rPr/>
       </w:pPr>
       <w:r>
@@ -1409,7 +1358,7 @@
         </w:tabs>
         <w:bidi w:val="0"/>
         <w:spacing w:lineRule="auto" w:line="259" w:before="0" w:after="1"/>
-        <w:ind w:hanging="293" w:start="871"/>
+        <w:ind w:hanging="293" w:start="871" w:end="485"/>
         <w:rPr/>
       </w:pPr>
       <w:r>
@@ -1430,7 +1379,7 @@
         </w:tabs>
         <w:bidi w:val="0"/>
         <w:spacing w:lineRule="auto" w:line="259" w:before="0" w:after="1"/>
-        <w:ind w:hanging="293" w:start="871"/>
+        <w:ind w:hanging="293" w:start="871" w:end="485"/>
         <w:rPr/>
       </w:pPr>
       <w:r>
@@ -3154,6 +3103,7 @@
     <w:qFormat/>
     <w:pPr>
       <w:widowControl/>
+      <w:suppressAutoHyphens w:val="true"/>
       <w:bidi w:val="0"/>
       <w:spacing w:lineRule="auto" w:line="259" w:before="0" w:after="1"/>
       <w:ind w:hanging="10" w:start="162" w:end="485"/>
@@ -3178,6 +3128,7 @@
       <w:keepNext w:val="true"/>
       <w:keepLines/>
       <w:widowControl/>
+      <w:suppressAutoHyphens w:val="true"/>
       <w:bidi w:val="0"/>
       <w:spacing w:lineRule="auto" w:line="259" w:before="0" w:after="86"/>
       <w:ind w:end="8"/>
@@ -3205,6 +3156,7 @@
       <w:keepNext w:val="true"/>
       <w:keepLines/>
       <w:widowControl/>
+      <w:suppressAutoHyphens w:val="true"/>
       <w:bidi w:val="0"/>
       <w:spacing w:lineRule="auto" w:line="259" w:before="0" w:after="0"/>
       <w:ind w:hanging="10" w:start="10"/>
@@ -3288,8 +3240,8 @@
       <w:rFonts w:ascii="Liberation Mono" w:hAnsi="Liberation Mono" w:eastAsia="Liberation Mono" w:cs="Liberation Mono"/>
     </w:rPr>
   </w:style>
-  <w:style w:type="character" w:styleId="Bullets">
-    <w:name w:val="Bullets"/>
+  <w:style w:type="character" w:styleId="Bulletsuser">
+    <w:name w:val="Bullets (user)"/>
     <w:rPr>
       <w:rFonts w:ascii="OpenSymbol" w:hAnsi="OpenSymbol" w:eastAsia="OpenSymbol" w:cs="OpenSymbol"/>
     </w:rPr>
